--- a/SEVEN-G/docx/es/plantillas/P26_SEVEN-G_Plan_de_respuesta_a_incidentes.docx
+++ b/SEVEN-G/docx/es/plantillas/P26_SEVEN-G_Plan_de_respuesta_a_incidentes.docx
@@ -136,7 +136,7 @@
               <w:pStyle w:val="Celda"/>
             </w:pPr>
             <w:r>
-              <w:t xml:space="preserve">Fernando García · SEACHAD</w:t>
+              <w:t xml:space="preserve">Fernando García Varela</w:t>
             </w:r>
           </w:p>
         </w:tc>
@@ -200,7 +200,7 @@
         <w:t xml:space="preserve">Cada organización que use SEVEN-G es la única responsable de identificar la normativa que le aplica, verificar su vigencia y certificar su propio cumplimiento regulatorio</w:t>
       </w:r>
       <w:r>
-        <w:t xml:space="preserve">, con el asesoramiento cualificado que corresponda. El autor y SEACHAD no asumen responsabilidad alguna por el uso que se haga de este contenido ni por las decisiones que se adopten con él. Los datos, cifras, compañías y casos de los ejemplos son ficticios o ilustrativos.</w:t>
+        <w:t xml:space="preserve">, con el asesoramiento cualificado que corresponda. El autor no asume responsabilidad alguna por el uso que se haga de este contenido ni por las decisiones que se adopten con él. Los datos, cifras, compañías y casos de los ejemplos son ficticios o ilustrativos.</w:t>
       </w:r>
     </w:p>
     <w:p>
@@ -5905,7 +5905,7 @@
       <w:pStyle w:val="Pie"/>
     </w:pPr>
     <w:r>
-      <w:t xml:space="preserve">SEVEN-G · Plantilla P26 · Plan de respuesta a incidentes · CC BY 4.0 · Fernando García · SEACHAD · Generada desde la fuente Markdown: no edite la plantilla, rellene una copia.</w:t>
+      <w:t xml:space="preserve">SEVEN-G · Plantilla P26 · Plan de respuesta a incidentes · CC BY 4.0 · Fernando García Varela · Generada desde la fuente Markdown: no edite la plantilla, rellene una copia.</w:t>
     </w:r>
     <w:r>
       <w:rPr>

--- a/SEVEN-G/docx/es/plantillas/P26_SEVEN-G_Plan_de_respuesta_a_incidentes.docx
+++ b/SEVEN-G/docx/es/plantillas/P26_SEVEN-G_Plan_de_respuesta_a_incidentes.docx
@@ -200,7 +200,7 @@
         <w:t xml:space="preserve">Cada organización que use SEVEN-G es la única responsable de identificar la normativa que le aplica, verificar su vigencia y certificar su propio cumplimiento regulatorio</w:t>
       </w:r>
       <w:r>
-        <w:t xml:space="preserve">, con el asesoramiento cualificado que corresponda. El autor no asume responsabilidad alguna por el uso que se haga de este contenido ni por las decisiones que se adopten con él. Los datos, cifras, compañías y casos de los ejemplos son ficticios o ilustrativos.</w:t>
+        <w:t xml:space="preserve">, con el asesoramiento cualificado que corresponda. Esta metodología es una ayuda genérica y gratuita, compartida con la comunidad para que nadie tenga que empezar desde cero; cada persona u organización puede y debe adaptarla a su propio uso. No debe entenderse que sus partes jurídicamente sensibles hayan sido revisadas por una asesoría jurídica: esas revisiones, para cada empresa o sector, son responsabilidad última de la empresa, el consultor o la organización que la use. Aunque se procura mantenerla al día, alguna norma puede haber cambiado sin que se recoja aquí. En la máxima medida permitida por la ley, el autor no asume responsabilidad alguna por los efectos de su aplicación en ninguna organización ni por su aplicabilidad completa. La metodología no otorga certificación de ningún tipo. El autor no asume responsabilidad alguna por el uso que se haga de este contenido ni por las decisiones que se adopten con él. Los datos, cifras, compañías y casos de los ejemplos son ficticios o ilustrativos.</w:t>
       </w:r>
     </w:p>
     <w:p>
